--- a/data/revised_2026-10_full/tracked/v2/Core_Mathematics/SS2.5_Area_of_Polygons/Core_Mathematics_Area_of_Polygons_FinalExplanation_TRACKED.docx
+++ b/data/revised_2026-10_full/tracked/v2/Core_Mathematics/SS2.5_Area_of_Polygons/Core_Mathematics_Area_of_Polygons_FinalExplanation_TRACKED.docx
@@ -436,7 +436,7 @@
               </w:rPr>
               <w:t xml:space="preserve">Driving question: How can we calculate the area of any polygon, no matter how many sides or how irregular, so that we can fairly divide the Kericho community land plot and solve other real Kenyan land and design problems? Answer each section in full sentences. Show all working for calculations, with units. Draw labelled diagrams where they help. Use what you observed and measured in Lessons 1 to 8: the Kericho plot, the Kisumu solar panel, the Mombasa courtyard and the Nakuru school shamba. Give a reason for every claim.</w:t>
             </w:r>
-            <w:ins w:id="9001" w:author="Claude (AI) - proposed" w:date="2026-10-15T20:14:16Z">
+            <w:ins w:id="9001" w:author="Claude (AI) - proposed" w:date="2026-10-18T00:27:44Z">
               <w:r>
                 <w:rPr>
                   <w:rFonts w:ascii="Arial" w:cs="Arial" w:eastAsia="Arial" w:hAnsi="Arial"/>
@@ -679,7 +679,7 @@
               </w:rPr>
               <w:t xml:space="preserve">Some pieces of the plot are quadrilaterals, and some triangles have a height that cannot be measured. (a) Write the area formulae you derived for the parallelogram, rhombus, trapezium and kite. For the parallelogram, explain how cutting and rearranging it shows its formula. (b) In Kisumu, a triangular solar panel has two sides of 5 m and 7 m with an included angle of 58°. Explain why A = ½bh is hard to use here. (c) Derive the formula A = ½ab sin C from A = ½bh, then calculate the area of the panel. Give your answer to 2 decimal places.</w:t>
             </w:r>
-            <w:ins w:id="9002" w:author="Claude (AI) - proposed" w:date="2026-10-15T20:14:16Z">
+            <w:ins w:id="9002" w:author="Claude (AI) - proposed" w:date="2026-10-18T00:27:44Z">
               <w:r>
                 <w:rPr>
                   <w:rFonts w:ascii="Arial" w:cs="Arial" w:eastAsia="Arial" w:hAnsi="Arial"/>
@@ -1384,7 +1384,7 @@
               <w:spacing w:after="40" w:before="0"/>
               <w:jc w:val="left"/>
             </w:pPr>
-            <w:del w:id="9003" w:author="Claude (AI) - proposed" w:date="2026-10-15T20:14:16Z">
+            <w:del w:id="9003" w:author="Claude (AI) - proposed" w:date="2026-10-18T00:27:44Z">
               <w:r>
                 <w:rPr>
                   <w:rFonts w:ascii="Arial" w:cs="Arial" w:eastAsia="Arial" w:hAnsi="Arial"/>
@@ -1399,7 +1399,7 @@
                 <w:delText xml:space="preserve">Clearly</w:delText>
               </w:r>
             </w:del>
-            <w:ins w:id="9004" w:author="Claude (AI) - proposed" w:date="2026-10-15T20:14:16Z">
+            <w:ins w:id="9004" w:author="Claude (AI) - proposed" w:date="2026-10-18T00:27:44Z">
               <w:r>
                 <w:rPr>
                   <w:rFonts w:ascii="Arial" w:cs="Arial" w:eastAsia="Arial" w:hAnsi="Arial"/>
@@ -1447,7 +1447,7 @@
               <w:spacing w:after="40" w:before="0"/>
               <w:jc w:val="left"/>
             </w:pPr>
-            <w:del w:id="9005" w:author="Claude (AI) - proposed" w:date="2026-10-15T20:14:16Z">
+            <w:del w:id="9005" w:author="Claude (AI) - proposed" w:date="2026-10-18T00:27:44Z">
               <w:r>
                 <w:rPr>
                   <w:rFonts w:ascii="Arial" w:cs="Arial" w:eastAsia="Arial" w:hAnsi="Arial"/>
@@ -1462,7 +1462,7 @@
                 <w:delText xml:space="preserve">Describes</w:delText>
               </w:r>
             </w:del>
-            <w:ins w:id="9006" w:author="Claude (AI) - proposed" w:date="2026-10-15T20:14:16Z">
+            <w:ins w:id="9006" w:author="Claude (AI) - proposed" w:date="2026-10-18T00:27:44Z">
               <w:r>
                 <w:rPr>
                   <w:rFonts w:ascii="Arial" w:cs="Arial" w:eastAsia="Arial" w:hAnsi="Arial"/>
@@ -1510,7 +1510,7 @@
               <w:spacing w:after="40" w:before="0"/>
               <w:jc w:val="left"/>
             </w:pPr>
-            <w:del w:id="9007" w:author="Claude (AI) - proposed" w:date="2026-10-15T20:14:16Z">
+            <w:del w:id="9007" w:author="Claude (AI) - proposed" w:date="2026-10-18T00:27:44Z">
               <w:r>
                 <w:rPr>
                   <w:rFonts w:ascii="Arial" w:cs="Arial" w:eastAsia="Arial" w:hAnsi="Arial"/>
@@ -1525,7 +1525,7 @@
                 <w:delText xml:space="preserve">Mentions</w:delText>
               </w:r>
             </w:del>
-            <w:ins w:id="9008" w:author="Claude (AI) - proposed" w:date="2026-10-15T20:14:16Z">
+            <w:ins w:id="9008" w:author="Claude (AI) - proposed" w:date="2026-10-18T00:27:44Z">
               <w:r>
                 <w:rPr>
                   <w:rFonts w:ascii="Arial" w:cs="Arial" w:eastAsia="Arial" w:hAnsi="Arial"/>
@@ -1608,7 +1608,7 @@
               <w:spacing w:after="40" w:before="0"/>
               <w:jc w:val="left"/>
             </w:pPr>
-            <w:del w:id="9009" w:author="Claude (AI) - proposed" w:date="2026-10-15T20:14:16Z">
+            <w:del w:id="9009" w:author="Claude (AI) - proposed" w:date="2026-10-18T00:27:44Z">
               <w:r>
                 <w:rPr>
                   <w:rFonts w:ascii="Arial" w:cs="Arial" w:eastAsia="Arial" w:hAnsi="Arial"/>
@@ -1623,7 +1623,7 @@
                 <w:delText xml:space="preserve">Recalls</w:delText>
               </w:r>
             </w:del>
-            <w:ins w:id="9010" w:author="Claude (AI) - proposed" w:date="2026-10-15T20:14:16Z">
+            <w:ins w:id="9010" w:author="Claude (AI) - proposed" w:date="2026-10-18T00:27:44Z">
               <w:r>
                 <w:rPr>
                   <w:rFonts w:ascii="Arial" w:cs="Arial" w:eastAsia="Arial" w:hAnsi="Arial"/>
@@ -1651,7 +1651,7 @@
               </w:rPr>
               <w:t xml:space="preserve"> all formulae correctly</w:t>
             </w:r>
-            <w:ins w:id="9011" w:author="Claude (AI) - proposed" w:date="2026-10-15T20:14:16Z">
+            <w:ins w:id="9011" w:author="Claude (AI) - proposed" w:date="2026-10-18T00:27:44Z">
               <w:r>
                 <w:rPr>
                   <w:rFonts w:ascii="Arial" w:cs="Arial" w:eastAsia="Arial" w:hAnsi="Arial"/>
@@ -1679,7 +1679,7 @@
               </w:rPr>
               <w:t xml:space="preserve">, derives A = ½ab sin C, and calculates 14.</w:t>
             </w:r>
-            <w:ins w:id="9012" w:author="Claude (AI) - proposed" w:date="2026-10-15T20:14:16Z">
+            <w:ins w:id="9012" w:author="Claude (AI) - proposed" w:date="2026-10-18T00:27:44Z">
               <w:r>
                 <w:rPr>
                   <w:rFonts w:ascii="Arial" w:cs="Arial" w:eastAsia="Arial" w:hAnsi="Arial"/>
@@ -1727,7 +1727,7 @@
               <w:spacing w:after="40" w:before="0"/>
               <w:jc w:val="left"/>
             </w:pPr>
-            <w:del w:id="9013" w:author="Claude (AI) - proposed" w:date="2026-10-15T20:14:16Z">
+            <w:del w:id="9013" w:author="Claude (AI) - proposed" w:date="2026-10-18T00:27:44Z">
               <w:r>
                 <w:rPr>
                   <w:rFonts w:ascii="Arial" w:cs="Arial" w:eastAsia="Arial" w:hAnsi="Arial"/>
@@ -1742,7 +1742,7 @@
                 <w:delText xml:space="preserve">Uses</w:delText>
               </w:r>
             </w:del>
-            <w:ins w:id="9014" w:author="Claude (AI) - proposed" w:date="2026-10-15T20:14:16Z">
+            <w:ins w:id="9014" w:author="Claude (AI) - proposed" w:date="2026-10-18T00:27:44Z">
               <w:r>
                 <w:rPr>
                   <w:rFonts w:ascii="Arial" w:cs="Arial" w:eastAsia="Arial" w:hAnsi="Arial"/>
@@ -1790,7 +1790,7 @@
               <w:spacing w:after="40" w:before="0"/>
               <w:jc w:val="left"/>
             </w:pPr>
-            <w:del w:id="9015" w:author="Claude (AI) - proposed" w:date="2026-10-15T20:14:16Z">
+            <w:del w:id="9015" w:author="Claude (AI) - proposed" w:date="2026-10-18T00:27:44Z">
               <w:r>
                 <w:rPr>
                   <w:rFonts w:ascii="Arial" w:cs="Arial" w:eastAsia="Arial" w:hAnsi="Arial"/>
@@ -1805,7 +1805,7 @@
                 <w:delText xml:space="preserve">Formulae</w:delText>
               </w:r>
             </w:del>
-            <w:ins w:id="9016" w:author="Claude (AI) - proposed" w:date="2026-10-15T20:14:16Z">
+            <w:ins w:id="9016" w:author="Claude (AI) - proposed" w:date="2026-10-18T00:27:44Z">
               <w:r>
                 <w:rPr>
                   <w:rFonts w:ascii="Arial" w:cs="Arial" w:eastAsia="Arial" w:hAnsi="Arial"/>
@@ -1888,7 +1888,7 @@
               <w:spacing w:after="40" w:before="0"/>
               <w:jc w:val="left"/>
             </w:pPr>
-            <w:del w:id="9017" w:author="Claude (AI) - proposed" w:date="2026-10-15T20:14:16Z">
+            <w:del w:id="9017" w:author="Claude (AI) - proposed" w:date="2026-10-18T00:27:44Z">
               <w:r>
                 <w:rPr>
                   <w:rFonts w:ascii="Arial" w:cs="Arial" w:eastAsia="Arial" w:hAnsi="Arial"/>
@@ -1903,7 +1903,7 @@
                 <w:delText xml:space="preserve">Explains</w:delText>
               </w:r>
             </w:del>
-            <w:ins w:id="9018" w:author="Claude (AI) - proposed" w:date="2026-10-15T20:14:16Z">
+            <w:ins w:id="9018" w:author="Claude (AI) - proposed" w:date="2026-10-18T00:27:44Z">
               <w:r>
                 <w:rPr>
                   <w:rFonts w:ascii="Arial" w:cs="Arial" w:eastAsia="Arial" w:hAnsi="Arial"/>
@@ -1951,7 +1951,7 @@
               <w:spacing w:after="40" w:before="0"/>
               <w:jc w:val="left"/>
             </w:pPr>
-            <w:del w:id="9019" w:author="Claude (AI) - proposed" w:date="2026-10-15T20:14:16Z">
+            <w:del w:id="9019" w:author="Claude (AI) - proposed" w:date="2026-10-18T00:27:44Z">
               <w:r>
                 <w:rPr>
                   <w:rFonts w:ascii="Arial" w:cs="Arial" w:eastAsia="Arial" w:hAnsi="Arial"/>
@@ -1966,7 +1966,7 @@
                 <w:delText xml:space="preserve">Gives</w:delText>
               </w:r>
             </w:del>
-            <w:ins w:id="9020" w:author="Claude (AI) - proposed" w:date="2026-10-15T20:14:16Z">
+            <w:ins w:id="9020" w:author="Claude (AI) - proposed" w:date="2026-10-18T00:27:44Z">
               <w:r>
                 <w:rPr>
                   <w:rFonts w:ascii="Arial" w:cs="Arial" w:eastAsia="Arial" w:hAnsi="Arial"/>
@@ -2014,7 +2014,7 @@
               <w:spacing w:after="40" w:before="0"/>
               <w:jc w:val="left"/>
             </w:pPr>
-            <w:del w:id="9021" w:author="Claude (AI) - proposed" w:date="2026-10-15T20:14:16Z">
+            <w:del w:id="9021" w:author="Claude (AI) - proposed" w:date="2026-10-18T00:27:44Z">
               <w:r>
                 <w:rPr>
                   <w:rFonts w:ascii="Arial" w:cs="Arial" w:eastAsia="Arial" w:hAnsi="Arial"/>
@@ -2029,7 +2029,7 @@
                 <w:delText xml:space="preserve">States</w:delText>
               </w:r>
             </w:del>
-            <w:ins w:id="9022" w:author="Claude (AI) - proposed" w:date="2026-10-15T20:14:16Z">
+            <w:ins w:id="9022" w:author="Claude (AI) - proposed" w:date="2026-10-18T00:27:44Z">
               <w:r>
                 <w:rPr>
                   <w:rFonts w:ascii="Arial" w:cs="Arial" w:eastAsia="Arial" w:hAnsi="Arial"/>
@@ -2112,7 +2112,7 @@
               <w:spacing w:after="40" w:before="0"/>
               <w:jc w:val="left"/>
             </w:pPr>
-            <w:del w:id="9023" w:author="Claude (AI) - proposed" w:date="2026-10-15T20:14:16Z">
+            <w:del w:id="9023" w:author="Claude (AI) - proposed" w:date="2026-10-18T00:27:44Z">
               <w:r>
                 <w:rPr>
                   <w:rFonts w:ascii="Arial" w:cs="Arial" w:eastAsia="Arial" w:hAnsi="Arial"/>
@@ -2127,7 +2127,7 @@
                 <w:delText xml:space="preserve">Clearly</w:delText>
               </w:r>
             </w:del>
-            <w:ins w:id="9024" w:author="Claude (AI) - proposed" w:date="2026-10-15T20:14:16Z">
+            <w:ins w:id="9024" w:author="Claude (AI) - proposed" w:date="2026-10-18T00:27:44Z">
               <w:r>
                 <w:rPr>
                   <w:rFonts w:ascii="Arial" w:cs="Arial" w:eastAsia="Arial" w:hAnsi="Arial"/>
@@ -2175,7 +2175,7 @@
               <w:spacing w:after="40" w:before="0"/>
               <w:jc w:val="left"/>
             </w:pPr>
-            <w:del w:id="9025" w:author="Claude (AI) - proposed" w:date="2026-10-15T20:14:16Z">
+            <w:del w:id="9025" w:author="Claude (AI) - proposed" w:date="2026-10-18T00:27:44Z">
               <w:r>
                 <w:rPr>
                   <w:rFonts w:ascii="Arial" w:cs="Arial" w:eastAsia="Arial" w:hAnsi="Arial"/>
@@ -2190,7 +2190,7 @@
                 <w:delText xml:space="preserve">Explains</w:delText>
               </w:r>
             </w:del>
-            <w:ins w:id="9026" w:author="Claude (AI) - proposed" w:date="2026-10-15T20:14:16Z">
+            <w:ins w:id="9026" w:author="Claude (AI) - proposed" w:date="2026-10-18T00:27:44Z">
               <w:r>
                 <w:rPr>
                   <w:rFonts w:ascii="Arial" w:cs="Arial" w:eastAsia="Arial" w:hAnsi="Arial"/>
@@ -2238,7 +2238,7 @@
               <w:spacing w:after="40" w:before="0"/>
               <w:jc w:val="left"/>
             </w:pPr>
-            <w:del w:id="9027" w:author="Claude (AI) - proposed" w:date="2026-10-15T20:14:16Z">
+            <w:del w:id="9027" w:author="Claude (AI) - proposed" w:date="2026-10-18T00:27:44Z">
               <w:r>
                 <w:rPr>
                   <w:rFonts w:ascii="Arial" w:cs="Arial" w:eastAsia="Arial" w:hAnsi="Arial"/>
@@ -2253,7 +2253,7 @@
                 <w:delText xml:space="preserve">Gives</w:delText>
               </w:r>
             </w:del>
-            <w:ins w:id="9028" w:author="Claude (AI) - proposed" w:date="2026-10-15T20:14:16Z">
+            <w:ins w:id="9028" w:author="Claude (AI) - proposed" w:date="2026-10-18T00:27:44Z">
               <w:r>
                 <w:rPr>
                   <w:rFonts w:ascii="Arial" w:cs="Arial" w:eastAsia="Arial" w:hAnsi="Arial"/>
@@ -2403,7 +2403,7 @@
         </w:rPr>
         <w:t xml:space="preserve">© 2026 SeaVuria and ARES. This work is licensed under a </w:t>
       </w:r>
-      <w:hyperlink w:history="1" r:id="rIdoi4mmcdemai981qc0eqru">
+      <w:hyperlink w:history="1" r:id="rIdmqsmjqghxyqhx3jaf9kjn">
         <w:r>
           <w:rPr>
             <w:rFonts w:ascii="Arial" w:cs="Arial" w:eastAsia="Arial" w:hAnsi="Arial"/>
@@ -2423,7 +2423,7 @@
         </w:rPr>
         <w:t xml:space="preserve"> (</w:t>
       </w:r>
-      <w:hyperlink w:history="1" r:id="rIdhjpkklgt1jhez7fv-j3pt">
+      <w:hyperlink w:history="1" r:id="rIdhn08onf-02jnynl_kft6v">
         <w:r>
           <w:rPr>
             <w:rFonts w:ascii="Arial" w:cs="Arial" w:eastAsia="Arial" w:hAnsi="Arial"/>
@@ -2443,7 +2443,7 @@
         </w:rPr>
         <w:t xml:space="preserve">). To view a copy of this license, visit </w:t>
       </w:r>
-      <w:hyperlink w:history="1" r:id="rIdgeuimhswu5es_ibzbqpyi">
+      <w:hyperlink w:history="1" r:id="rId2i1yxbwuppwewu4pekmnr">
         <w:r>
           <w:rPr>
             <w:rFonts w:ascii="Arial" w:cs="Arial" w:eastAsia="Arial" w:hAnsi="Arial"/>
